--- a/TP Unidad 4.docx
+++ b/TP Unidad 4.docx
@@ -188,17 +188,12 @@
         <w:t xml:space="preserve">, </w:t>
       </w:r>
       <w:proofErr w:type="spellStart"/>
-      <w:proofErr w:type="gramStart"/>
       <w:r>
         <w:t>DepositoID</w:t>
       </w:r>
       <w:proofErr w:type="spellEnd"/>
       <w:r>
-        <w:t>}+</w:t>
-      </w:r>
-      <w:proofErr w:type="gramEnd"/>
-      <w:r>
-        <w:t>: {</w:t>
+        <w:t>}+: {</w:t>
       </w:r>
       <w:proofErr w:type="spellStart"/>
       <w:r>
@@ -244,17 +239,12 @@
         <w:t xml:space="preserve">, </w:t>
       </w:r>
       <w:proofErr w:type="spellStart"/>
-      <w:proofErr w:type="gramStart"/>
       <w:r>
         <w:t>ResponsableControlID</w:t>
       </w:r>
       <w:proofErr w:type="spellEnd"/>
       <w:r>
-        <w:t>}+</w:t>
-      </w:r>
-      <w:proofErr w:type="gramEnd"/>
-      <w:r>
-        <w:t>: {</w:t>
+        <w:t>}+: {</w:t>
       </w:r>
       <w:proofErr w:type="spellStart"/>
       <w:r>
@@ -942,12 +932,6 @@
       </w:r>
     </w:p>
     <w:p>
-      <w:pPr>
-        <w:rPr>
-          <w:b/>
-          <w:bCs/>
-        </w:rPr>
-      </w:pPr>
       <w:r>
         <w:t xml:space="preserve">Se ejecutó el script de auditoría programado para verificar la integridad del dato redundante, el cual arrojó un conjunto de resultados </w:t>
       </w:r>
@@ -960,6 +944,37 @@
       </w:r>
       <w:r>
         <w:t xml:space="preserve">, comprobando fehacientemente que el disparador mantiene la sincronización perfecta frente a la fuente de verdad. </w:t>
+      </w:r>
+    </w:p>
+    <w:p>
+      <w:pPr>
+        <w:rPr>
+          <w:b/>
+          <w:bCs/>
+        </w:rPr>
+      </w:pPr>
+      <w:r>
+        <w:rPr>
+          <w:b/>
+          <w:bCs/>
+        </w:rPr>
+        <w:lastRenderedPageBreak/>
+        <w:t>Repositorio de código fuente (GitHub):</w:t>
+      </w:r>
+    </w:p>
+    <w:p>
+      <w:pPr>
+        <w:rPr>
+          <w:b/>
+          <w:bCs/>
+        </w:rPr>
+      </w:pPr>
+      <w:r>
+        <w:rPr>
+          <w:b/>
+          <w:bCs/>
+        </w:rPr>
+        <w:t>https://github.com/santinodallatorre2501-bit/Resolucion-TPUnidad4.git</w:t>
       </w:r>
     </w:p>
     <w:sectPr>
